--- a/Knowledge/3-Work knowledge/1-Software Engineering/2-Testing/5-My Source/1-ISTQB Foundation Level/5-Test Management/4-Types of Testing Metrics/2-Test Process Metrics.docx
+++ b/Knowledge/3-Work knowledge/1-Software Engineering/2-Testing/5-My Source/1-ISTQB Foundation Level/5-Test Management/4-Types of Testing Metrics/2-Test Process Metrics.docx
@@ -36,51 +36,77 @@
       </w:pPr>
       <w:r>
         <w:rPr>
-          <w:b/>
-          <w:shd w:val="clear" w:color="auto" w:fill="B7B7B7"/>
-        </w:rPr>
-        <w:t># Source</w:t>
-      </w:r>
-      <w:r>
-        <w:rPr>
-          <w:shd w:val="clear" w:color="auto" w:fill="B7B7B7"/>
-        </w:rPr>
-        <w:t xml:space="preserve">: </w:t>
-      </w:r>
-      <w:r>
-        <w:rPr>
-          <w:b/>
-          <w:shd w:val="clear" w:color="auto" w:fill="B7B7B7"/>
-        </w:rPr>
-        <w:t xml:space="preserve">Chatgpt </w:t>
-      </w:r>
-      <w:r>
-        <w:rPr>
-          <w:b/>
-          <w:sz w:val="14"/>
-          <w:szCs w:val="14"/>
-          <w:shd w:val="clear" w:color="auto" w:fill="B7B7B7"/>
-        </w:rPr>
-        <w:t>(GPT</w:t>
-      </w:r>
-      <w:r>
-        <w:rPr>
-          <w:rFonts w:ascii="Cambria Math" w:hAnsi="Cambria Math" w:cs="Cambria Math"/>
-          <w:b/>
-          <w:sz w:val="14"/>
-          <w:szCs w:val="14"/>
-          <w:shd w:val="clear" w:color="auto" w:fill="B7B7B7"/>
+          <w:rFonts w:ascii="Arial" w:eastAsia="Arial" w:hAnsi="Arial" w:cs="Arial"/>
+          <w:b/>
+          <w:color w:val="000000"/>
+          <w:sz w:val="18"/>
+          <w:highlight w:val="lightGray"/>
+        </w:rPr>
+        <w:t># Source: AI Source: Provided by: [Data Path</w:t>
+      </w:r>
+      <w:r>
+        <w:rPr>
+          <w:rFonts w:ascii="Arial" w:eastAsia="Arial" w:hAnsi="Arial" w:cs="Arial"/>
+          <w:color w:val="000000"/>
+          <w:sz w:val="18"/>
+          <w:highlight w:val="lightGray"/>
+        </w:rPr>
+        <w:t xml:space="preserve">: Persons Table -&gt; ID Column: 1, Name_En Column: Motasem Essam] -&gt; </w:t>
+      </w:r>
+      <w:r>
+        <w:rPr>
+          <w:rFonts w:ascii="Arial" w:eastAsia="Arial" w:hAnsi="Arial" w:cs="Arial"/>
+          <w:b/>
+          <w:color w:val="000000"/>
+          <w:sz w:val="18"/>
+          <w:highlight w:val="lightGray"/>
+        </w:rPr>
+        <w:t>From:</w:t>
+      </w:r>
+      <w:r>
+        <w:rPr>
+          <w:rFonts w:ascii="Arial" w:eastAsia="Arial" w:hAnsi="Arial" w:cs="Arial"/>
+          <w:color w:val="000000"/>
+          <w:sz w:val="18"/>
+          <w:highlight w:val="lightGray"/>
+        </w:rPr>
+        <w:t xml:space="preserve"> [Chatgpt (GPT</w:t>
+      </w:r>
+      <w:r>
+        <w:rPr>
+          <w:rFonts w:ascii="Arial" w:eastAsia="Arial" w:hAnsi="Arial" w:cs="Cambria Math"/>
+          <w:color w:val="000000"/>
+          <w:sz w:val="18"/>
+          <w:highlight w:val="lightGray"/>
         </w:rPr>
         <w:t>‑</w:t>
       </w:r>
       <w:r>
         <w:rPr>
-          <w:b/>
-          <w:sz w:val="14"/>
-          <w:szCs w:val="14"/>
-          <w:shd w:val="clear" w:color="auto" w:fill="B7B7B7"/>
-        </w:rPr>
-        <w:t>5 Mini) at [8/18/2025]</w:t>
+          <w:rFonts w:ascii="Arial" w:eastAsia="Arial" w:hAnsi="Arial" w:cs="Arial"/>
+          <w:color w:val="000000"/>
+          <w:sz w:val="18"/>
+          <w:highlight w:val="lightGray"/>
+        </w:rPr>
+        <w:t xml:space="preserve">5 Mini)] </w:t>
+      </w:r>
+      <w:r>
+        <w:rPr>
+          <w:rFonts w:ascii="Arial" w:eastAsia="Arial" w:hAnsi="Arial" w:cs="Arial"/>
+          <w:b/>
+          <w:color w:val="000000"/>
+          <w:sz w:val="18"/>
+          <w:highlight w:val="lightGray"/>
+        </w:rPr>
+        <w:t>on</w:t>
+      </w:r>
+      <w:r>
+        <w:rPr>
+          <w:rFonts w:ascii="Arial" w:eastAsia="Arial" w:hAnsi="Arial"/>
+          <w:sz w:val="18"/>
+          <w:highlight w:val="lightGray"/>
+        </w:rPr>
+        <w:t xml:space="preserve"> [8/18/2025]</w:t>
       </w:r>
     </w:p>
     <w:p>
@@ -146,7 +172,7 @@
     </w:p>
     <w:p>
       <w:r>
-        <w:pict w14:anchorId="4B379D1E">
+        <w:pict w14:anchorId="0B5BF912">
           <v:rect id="_x0000_i1025" style="width:0;height:1.5pt" o:hralign="center" o:hrstd="t" o:hr="t" fillcolor="#a0a0a0" stroked="f"/>
         </w:pict>
       </w:r>
@@ -182,51 +208,77 @@
       </w:pPr>
       <w:r>
         <w:rPr>
-          <w:b/>
-          <w:shd w:val="clear" w:color="auto" w:fill="B7B7B7"/>
-        </w:rPr>
-        <w:t># Source</w:t>
-      </w:r>
-      <w:r>
-        <w:rPr>
-          <w:shd w:val="clear" w:color="auto" w:fill="B7B7B7"/>
-        </w:rPr>
-        <w:t xml:space="preserve">: </w:t>
-      </w:r>
-      <w:r>
-        <w:rPr>
-          <w:b/>
-          <w:shd w:val="clear" w:color="auto" w:fill="B7B7B7"/>
-        </w:rPr>
-        <w:t xml:space="preserve">Chatgpt </w:t>
-      </w:r>
-      <w:r>
-        <w:rPr>
-          <w:b/>
-          <w:sz w:val="14"/>
-          <w:szCs w:val="14"/>
-          <w:shd w:val="clear" w:color="auto" w:fill="B7B7B7"/>
-        </w:rPr>
-        <w:t>(GPT</w:t>
-      </w:r>
-      <w:r>
-        <w:rPr>
-          <w:rFonts w:ascii="Cambria Math" w:hAnsi="Cambria Math" w:cs="Cambria Math"/>
-          <w:b/>
-          <w:sz w:val="14"/>
-          <w:szCs w:val="14"/>
-          <w:shd w:val="clear" w:color="auto" w:fill="B7B7B7"/>
+          <w:rFonts w:ascii="Arial" w:eastAsia="Arial" w:hAnsi="Arial" w:cs="Arial"/>
+          <w:b/>
+          <w:color w:val="000000"/>
+          <w:sz w:val="18"/>
+          <w:highlight w:val="lightGray"/>
+        </w:rPr>
+        <w:t># Source: AI Source: Provided by: [Data Path</w:t>
+      </w:r>
+      <w:r>
+        <w:rPr>
+          <w:rFonts w:ascii="Arial" w:eastAsia="Arial" w:hAnsi="Arial" w:cs="Arial"/>
+          <w:color w:val="000000"/>
+          <w:sz w:val="18"/>
+          <w:highlight w:val="lightGray"/>
+        </w:rPr>
+        <w:t xml:space="preserve">: Persons Table -&gt; ID Column: 1, Name_En Column: Motasem Essam] -&gt; </w:t>
+      </w:r>
+      <w:r>
+        <w:rPr>
+          <w:rFonts w:ascii="Arial" w:eastAsia="Arial" w:hAnsi="Arial" w:cs="Arial"/>
+          <w:b/>
+          <w:color w:val="000000"/>
+          <w:sz w:val="18"/>
+          <w:highlight w:val="lightGray"/>
+        </w:rPr>
+        <w:t>From:</w:t>
+      </w:r>
+      <w:r>
+        <w:rPr>
+          <w:rFonts w:ascii="Arial" w:eastAsia="Arial" w:hAnsi="Arial" w:cs="Arial"/>
+          <w:color w:val="000000"/>
+          <w:sz w:val="18"/>
+          <w:highlight w:val="lightGray"/>
+        </w:rPr>
+        <w:t xml:space="preserve"> [Chatgpt (GPT</w:t>
+      </w:r>
+      <w:r>
+        <w:rPr>
+          <w:rFonts w:ascii="Arial" w:eastAsia="Arial" w:hAnsi="Arial" w:cs="Cambria Math"/>
+          <w:color w:val="000000"/>
+          <w:sz w:val="18"/>
+          <w:highlight w:val="lightGray"/>
         </w:rPr>
         <w:t>‑</w:t>
       </w:r>
       <w:r>
         <w:rPr>
-          <w:b/>
-          <w:sz w:val="14"/>
-          <w:szCs w:val="14"/>
-          <w:shd w:val="clear" w:color="auto" w:fill="B7B7B7"/>
-        </w:rPr>
-        <w:t>5 Mini) at [8/18/2025]</w:t>
+          <w:rFonts w:ascii="Arial" w:eastAsia="Arial" w:hAnsi="Arial" w:cs="Arial"/>
+          <w:color w:val="000000"/>
+          <w:sz w:val="18"/>
+          <w:highlight w:val="lightGray"/>
+        </w:rPr>
+        <w:t xml:space="preserve">5 Mini)] </w:t>
+      </w:r>
+      <w:r>
+        <w:rPr>
+          <w:rFonts w:ascii="Arial" w:eastAsia="Arial" w:hAnsi="Arial" w:cs="Arial"/>
+          <w:b/>
+          <w:color w:val="000000"/>
+          <w:sz w:val="18"/>
+          <w:highlight w:val="lightGray"/>
+        </w:rPr>
+        <w:t>on</w:t>
+      </w:r>
+      <w:r>
+        <w:rPr>
+          <w:rFonts w:ascii="Arial" w:eastAsia="Arial" w:hAnsi="Arial"/>
+          <w:sz w:val="18"/>
+          <w:highlight w:val="lightGray"/>
+        </w:rPr>
+        <w:t xml:space="preserve"> [8/18/2025]</w:t>
       </w:r>
     </w:p>
     <w:p>
@@ -235,7 +287,7 @@
           <w:ilvl w:val="0"/>
           <w:numId w:val="5"/>
         </w:numPr>
-        <w:spacing w:before="240"/>
+        <w:spacing w:before="240" w:after="0" w:line="276" w:lineRule="auto"/>
       </w:pPr>
       <w:r>
         <w:rPr>
@@ -263,6 +315,7 @@
           <w:ilvl w:val="0"/>
           <w:numId w:val="5"/>
         </w:numPr>
+        <w:spacing w:after="0" w:line="276" w:lineRule="auto"/>
         <w:rPr>
           <w:rFonts w:ascii="Roboto Mono" w:eastAsia="Roboto Mono" w:hAnsi="Roboto Mono" w:cs="Roboto Mono"/>
         </w:rPr>
@@ -288,6 +341,7 @@
           <w:ilvl w:val="1"/>
           <w:numId w:val="5"/>
         </w:numPr>
+        <w:spacing w:after="0" w:line="276" w:lineRule="auto"/>
         <w:rPr>
           <w:rFonts w:ascii="Roboto Mono" w:eastAsia="Roboto Mono" w:hAnsi="Roboto Mono" w:cs="Roboto Mono"/>
         </w:rPr>
@@ -311,6 +365,7 @@
           <w:ilvl w:val="1"/>
           <w:numId w:val="5"/>
         </w:numPr>
+        <w:spacing w:after="0" w:line="276" w:lineRule="auto"/>
         <w:rPr>
           <w:rFonts w:ascii="Roboto Mono" w:eastAsia="Roboto Mono" w:hAnsi="Roboto Mono" w:cs="Roboto Mono"/>
         </w:rPr>
@@ -334,6 +389,7 @@
           <w:ilvl w:val="1"/>
           <w:numId w:val="5"/>
         </w:numPr>
+        <w:spacing w:after="0" w:line="276" w:lineRule="auto"/>
         <w:rPr>
           <w:rFonts w:ascii="Roboto Mono" w:eastAsia="Roboto Mono" w:hAnsi="Roboto Mono" w:cs="Roboto Mono"/>
         </w:rPr>
@@ -357,7 +413,7 @@
           <w:ilvl w:val="1"/>
           <w:numId w:val="5"/>
         </w:numPr>
-        <w:spacing w:after="240"/>
+        <w:spacing w:after="240" w:line="276" w:lineRule="auto"/>
         <w:rPr>
           <w:rFonts w:ascii="Roboto Mono" w:eastAsia="Roboto Mono" w:hAnsi="Roboto Mono" w:cs="Roboto Mono"/>
         </w:rPr>
@@ -404,7 +460,7 @@
     </w:p>
     <w:p>
       <w:r>
-        <w:pict w14:anchorId="2F93700D">
+        <w:pict w14:anchorId="626EE162">
           <v:rect id="_x0000_i1026" style="width:0;height:1.5pt" o:hralign="center" o:hrstd="t" o:hr="t" fillcolor="#a0a0a0" stroked="f"/>
         </w:pict>
       </w:r>
@@ -416,7 +472,6 @@
       <w:bookmarkStart w:id="4" w:name="_c5gdxdaiknwg" w:colFirst="0" w:colLast="0"/>
       <w:bookmarkEnd w:id="4"/>
       <w:r>
-        <w:lastRenderedPageBreak/>
         <w:t>2. Test Coverage</w:t>
       </w:r>
     </w:p>
@@ -426,51 +481,77 @@
       </w:pPr>
       <w:r>
         <w:rPr>
-          <w:b/>
-          <w:shd w:val="clear" w:color="auto" w:fill="B7B7B7"/>
-        </w:rPr>
-        <w:t># Source</w:t>
-      </w:r>
-      <w:r>
-        <w:rPr>
-          <w:shd w:val="clear" w:color="auto" w:fill="B7B7B7"/>
-        </w:rPr>
-        <w:t xml:space="preserve">: </w:t>
-      </w:r>
-      <w:r>
-        <w:rPr>
-          <w:b/>
-          <w:shd w:val="clear" w:color="auto" w:fill="B7B7B7"/>
-        </w:rPr>
-        <w:t xml:space="preserve">Chatgpt </w:t>
-      </w:r>
-      <w:r>
-        <w:rPr>
-          <w:b/>
-          <w:sz w:val="14"/>
-          <w:szCs w:val="14"/>
-          <w:shd w:val="clear" w:color="auto" w:fill="B7B7B7"/>
-        </w:rPr>
-        <w:t>(GPT</w:t>
-      </w:r>
-      <w:r>
-        <w:rPr>
-          <w:rFonts w:ascii="Cambria Math" w:hAnsi="Cambria Math" w:cs="Cambria Math"/>
-          <w:b/>
-          <w:sz w:val="14"/>
-          <w:szCs w:val="14"/>
-          <w:shd w:val="clear" w:color="auto" w:fill="B7B7B7"/>
+          <w:rFonts w:ascii="Arial" w:eastAsia="Arial" w:hAnsi="Arial" w:cs="Arial"/>
+          <w:b/>
+          <w:color w:val="000000"/>
+          <w:sz w:val="18"/>
+          <w:highlight w:val="lightGray"/>
+        </w:rPr>
+        <w:t># Source: AI Source: Provided by: [Data Path</w:t>
+      </w:r>
+      <w:r>
+        <w:rPr>
+          <w:rFonts w:ascii="Arial" w:eastAsia="Arial" w:hAnsi="Arial" w:cs="Arial"/>
+          <w:color w:val="000000"/>
+          <w:sz w:val="18"/>
+          <w:highlight w:val="lightGray"/>
+        </w:rPr>
+        <w:t xml:space="preserve">: Persons Table -&gt; ID Column: 1, Name_En Column: Motasem Essam] -&gt; </w:t>
+      </w:r>
+      <w:r>
+        <w:rPr>
+          <w:rFonts w:ascii="Arial" w:eastAsia="Arial" w:hAnsi="Arial" w:cs="Arial"/>
+          <w:b/>
+          <w:color w:val="000000"/>
+          <w:sz w:val="18"/>
+          <w:highlight w:val="lightGray"/>
+        </w:rPr>
+        <w:t>From:</w:t>
+      </w:r>
+      <w:r>
+        <w:rPr>
+          <w:rFonts w:ascii="Arial" w:eastAsia="Arial" w:hAnsi="Arial" w:cs="Arial"/>
+          <w:color w:val="000000"/>
+          <w:sz w:val="18"/>
+          <w:highlight w:val="lightGray"/>
+        </w:rPr>
+        <w:t xml:space="preserve"> [Chatgpt (GPT</w:t>
+      </w:r>
+      <w:r>
+        <w:rPr>
+          <w:rFonts w:ascii="Arial" w:eastAsia="Arial" w:hAnsi="Arial" w:cs="Cambria Math"/>
+          <w:color w:val="000000"/>
+          <w:sz w:val="18"/>
+          <w:highlight w:val="lightGray"/>
         </w:rPr>
         <w:t>‑</w:t>
       </w:r>
       <w:r>
         <w:rPr>
-          <w:b/>
-          <w:sz w:val="14"/>
-          <w:szCs w:val="14"/>
-          <w:shd w:val="clear" w:color="auto" w:fill="B7B7B7"/>
-        </w:rPr>
-        <w:t>5 Mini) at [8/18/2025]</w:t>
+          <w:rFonts w:ascii="Arial" w:eastAsia="Arial" w:hAnsi="Arial" w:cs="Arial"/>
+          <w:color w:val="000000"/>
+          <w:sz w:val="18"/>
+          <w:highlight w:val="lightGray"/>
+        </w:rPr>
+        <w:t xml:space="preserve">5 Mini)] </w:t>
+      </w:r>
+      <w:r>
+        <w:rPr>
+          <w:rFonts w:ascii="Arial" w:eastAsia="Arial" w:hAnsi="Arial" w:cs="Arial"/>
+          <w:b/>
+          <w:color w:val="000000"/>
+          <w:sz w:val="18"/>
+          <w:highlight w:val="lightGray"/>
+        </w:rPr>
+        <w:t>on</w:t>
+      </w:r>
+      <w:r>
+        <w:rPr>
+          <w:rFonts w:ascii="Arial" w:eastAsia="Arial" w:hAnsi="Arial"/>
+          <w:sz w:val="18"/>
+          <w:highlight w:val="lightGray"/>
+        </w:rPr>
+        <w:t xml:space="preserve"> [8/18/2025]</w:t>
       </w:r>
     </w:p>
     <w:p>
@@ -479,7 +560,7 @@
           <w:ilvl w:val="0"/>
           <w:numId w:val="6"/>
         </w:numPr>
-        <w:spacing w:before="240"/>
+        <w:spacing w:before="240" w:after="0" w:line="276" w:lineRule="auto"/>
       </w:pPr>
       <w:r>
         <w:rPr>
@@ -507,7 +588,7 @@
           <w:ilvl w:val="0"/>
           <w:numId w:val="6"/>
         </w:numPr>
-        <w:spacing w:after="240"/>
+        <w:spacing w:after="240" w:line="276" w:lineRule="auto"/>
       </w:pPr>
       <w:r>
         <w:rPr>
@@ -532,7 +613,7 @@
           <w:noProof/>
         </w:rPr>
         <w:drawing>
-          <wp:inline distT="114300" distB="114300" distL="114300" distR="114300" wp14:anchorId="7AF724BD" wp14:editId="764972B3">
+          <wp:inline distT="114300" distB="114300" distL="114300" distR="114300" wp14:anchorId="25CFC9F2" wp14:editId="2F8320A8">
             <wp:extent cx="4905375" cy="533400"/>
             <wp:effectExtent l="0" t="0" r="0" b="0"/>
             <wp:docPr id="4" name="image1.png"/>
@@ -587,31 +668,31 @@
           <w:ilvl w:val="0"/>
           <w:numId w:val="6"/>
         </w:numPr>
+        <w:spacing w:before="240" w:after="240" w:line="276" w:lineRule="auto"/>
+      </w:pPr>
+      <w:r>
+        <w:rPr>
+          <w:rFonts w:ascii="Roboto Mono" w:eastAsia="Roboto Mono" w:hAnsi="Roboto Mono" w:cs="Roboto Mono"/>
+          <w:b/>
+        </w:rPr>
+        <w:t>Example:</w:t>
+      </w:r>
+      <w:r>
+        <w:rPr>
+          <w:rFonts w:ascii="Roboto Mono" w:eastAsia="Roboto Mono" w:hAnsi="Roboto Mono" w:cs="Roboto Mono"/>
+        </w:rPr>
+        <w:t xml:space="preserve"> 90% requirements covered by test cases.</w:t>
+      </w:r>
+      <w:r>
+        <w:rPr>
+          <w:rFonts w:ascii="Roboto Mono" w:eastAsia="Roboto Mono" w:hAnsi="Roboto Mono" w:cs="Roboto Mono"/>
+        </w:rPr>
+        <w:br/>
+      </w:r>
+    </w:p>
+    <w:p>
+      <w:pPr>
         <w:spacing w:before="240" w:after="240"/>
-      </w:pPr>
-      <w:r>
-        <w:rPr>
-          <w:rFonts w:ascii="Roboto Mono" w:eastAsia="Roboto Mono" w:hAnsi="Roboto Mono" w:cs="Roboto Mono"/>
-          <w:b/>
-        </w:rPr>
-        <w:t>Example:</w:t>
-      </w:r>
-      <w:r>
-        <w:rPr>
-          <w:rFonts w:ascii="Roboto Mono" w:eastAsia="Roboto Mono" w:hAnsi="Roboto Mono" w:cs="Roboto Mono"/>
-        </w:rPr>
-        <w:t xml:space="preserve"> 90% requirements covered by test cases.</w:t>
-      </w:r>
-      <w:r>
-        <w:rPr>
-          <w:rFonts w:ascii="Roboto Mono" w:eastAsia="Roboto Mono" w:hAnsi="Roboto Mono" w:cs="Roboto Mono"/>
-        </w:rPr>
-        <w:br/>
-      </w:r>
-    </w:p>
-    <w:p>
-      <w:pPr>
-        <w:spacing w:before="240" w:after="240"/>
         <w:rPr>
           <w:rFonts w:ascii="Roboto Mono" w:eastAsia="Roboto Mono" w:hAnsi="Roboto Mono" w:cs="Roboto Mono"/>
         </w:rPr>
@@ -638,7 +719,7 @@
     </w:p>
     <w:p>
       <w:r>
-        <w:pict w14:anchorId="463E68A1">
+        <w:pict w14:anchorId="52C94F22">
           <v:rect id="_x0000_i1027" style="width:0;height:1.5pt" o:hralign="center" o:hrstd="t" o:hr="t" fillcolor="#a0a0a0" stroked="f"/>
         </w:pict>
       </w:r>
@@ -661,51 +742,77 @@
       </w:pPr>
       <w:r>
         <w:rPr>
-          <w:b/>
-          <w:shd w:val="clear" w:color="auto" w:fill="B7B7B7"/>
-        </w:rPr>
-        <w:t># Source</w:t>
-      </w:r>
-      <w:r>
-        <w:rPr>
-          <w:shd w:val="clear" w:color="auto" w:fill="B7B7B7"/>
-        </w:rPr>
-        <w:t xml:space="preserve">: </w:t>
-      </w:r>
-      <w:r>
-        <w:rPr>
-          <w:b/>
-          <w:shd w:val="clear" w:color="auto" w:fill="B7B7B7"/>
-        </w:rPr>
-        <w:t xml:space="preserve">Chatgpt </w:t>
-      </w:r>
-      <w:r>
-        <w:rPr>
-          <w:b/>
-          <w:sz w:val="14"/>
-          <w:szCs w:val="14"/>
-          <w:shd w:val="clear" w:color="auto" w:fill="B7B7B7"/>
-        </w:rPr>
-        <w:t>(GPT</w:t>
-      </w:r>
-      <w:r>
-        <w:rPr>
-          <w:rFonts w:ascii="Cambria Math" w:hAnsi="Cambria Math" w:cs="Cambria Math"/>
-          <w:b/>
-          <w:sz w:val="14"/>
-          <w:szCs w:val="14"/>
-          <w:shd w:val="clear" w:color="auto" w:fill="B7B7B7"/>
+          <w:rFonts w:ascii="Arial" w:eastAsia="Arial" w:hAnsi="Arial" w:cs="Arial"/>
+          <w:b/>
+          <w:color w:val="000000"/>
+          <w:sz w:val="18"/>
+          <w:highlight w:val="lightGray"/>
+        </w:rPr>
+        <w:t># Source: AI Source: Provided by: [Data Path</w:t>
+      </w:r>
+      <w:r>
+        <w:rPr>
+          <w:rFonts w:ascii="Arial" w:eastAsia="Arial" w:hAnsi="Arial" w:cs="Arial"/>
+          <w:color w:val="000000"/>
+          <w:sz w:val="18"/>
+          <w:highlight w:val="lightGray"/>
+        </w:rPr>
+        <w:t xml:space="preserve">: Persons Table -&gt; ID Column: 1, Name_En Column: Motasem Essam] -&gt; </w:t>
+      </w:r>
+      <w:r>
+        <w:rPr>
+          <w:rFonts w:ascii="Arial" w:eastAsia="Arial" w:hAnsi="Arial" w:cs="Arial"/>
+          <w:b/>
+          <w:color w:val="000000"/>
+          <w:sz w:val="18"/>
+          <w:highlight w:val="lightGray"/>
+        </w:rPr>
+        <w:t>From:</w:t>
+      </w:r>
+      <w:r>
+        <w:rPr>
+          <w:rFonts w:ascii="Arial" w:eastAsia="Arial" w:hAnsi="Arial" w:cs="Arial"/>
+          <w:color w:val="000000"/>
+          <w:sz w:val="18"/>
+          <w:highlight w:val="lightGray"/>
+        </w:rPr>
+        <w:t xml:space="preserve"> [Chatgpt (GPT</w:t>
+      </w:r>
+      <w:r>
+        <w:rPr>
+          <w:rFonts w:ascii="Arial" w:eastAsia="Arial" w:hAnsi="Arial" w:cs="Cambria Math"/>
+          <w:color w:val="000000"/>
+          <w:sz w:val="18"/>
+          <w:highlight w:val="lightGray"/>
         </w:rPr>
         <w:t>‑</w:t>
       </w:r>
       <w:r>
         <w:rPr>
-          <w:b/>
-          <w:sz w:val="14"/>
-          <w:szCs w:val="14"/>
-          <w:shd w:val="clear" w:color="auto" w:fill="B7B7B7"/>
-        </w:rPr>
-        <w:t>5 Mini) at [8/18/2025]</w:t>
+          <w:rFonts w:ascii="Arial" w:eastAsia="Arial" w:hAnsi="Arial" w:cs="Arial"/>
+          <w:color w:val="000000"/>
+          <w:sz w:val="18"/>
+          <w:highlight w:val="lightGray"/>
+        </w:rPr>
+        <w:t xml:space="preserve">5 Mini)] </w:t>
+      </w:r>
+      <w:r>
+        <w:rPr>
+          <w:rFonts w:ascii="Arial" w:eastAsia="Arial" w:hAnsi="Arial" w:cs="Arial"/>
+          <w:b/>
+          <w:color w:val="000000"/>
+          <w:sz w:val="18"/>
+          <w:highlight w:val="lightGray"/>
+        </w:rPr>
+        <w:t>on</w:t>
+      </w:r>
+      <w:r>
+        <w:rPr>
+          <w:rFonts w:ascii="Arial" w:eastAsia="Arial" w:hAnsi="Arial"/>
+          <w:sz w:val="18"/>
+          <w:highlight w:val="lightGray"/>
+        </w:rPr>
+        <w:t xml:space="preserve"> [8/18/2025]</w:t>
       </w:r>
     </w:p>
     <w:p>
@@ -714,7 +821,7 @@
           <w:ilvl w:val="0"/>
           <w:numId w:val="7"/>
         </w:numPr>
-        <w:spacing w:before="240"/>
+        <w:spacing w:before="240" w:after="0" w:line="276" w:lineRule="auto"/>
       </w:pPr>
       <w:r>
         <w:rPr>
@@ -742,7 +849,7 @@
           <w:ilvl w:val="0"/>
           <w:numId w:val="7"/>
         </w:numPr>
-        <w:spacing w:after="240"/>
+        <w:spacing w:after="240" w:line="276" w:lineRule="auto"/>
       </w:pPr>
       <w:r>
         <w:rPr>
@@ -767,7 +874,7 @@
           <w:noProof/>
         </w:rPr>
         <w:drawing>
-          <wp:inline distT="114300" distB="114300" distL="114300" distR="114300" wp14:anchorId="7AC22998" wp14:editId="05C2B411">
+          <wp:inline distT="114300" distB="114300" distL="114300" distR="114300" wp14:anchorId="54889B68" wp14:editId="17BEBE79">
             <wp:extent cx="4657725" cy="552450"/>
             <wp:effectExtent l="0" t="0" r="0" b="0"/>
             <wp:docPr id="3" name="image3.png"/>
@@ -822,7 +929,7 @@
           <w:ilvl w:val="0"/>
           <w:numId w:val="7"/>
         </w:numPr>
-        <w:spacing w:before="240" w:after="240"/>
+        <w:spacing w:before="240" w:after="240" w:line="276" w:lineRule="auto"/>
       </w:pPr>
       <w:r>
         <w:rPr>
@@ -846,7 +953,7 @@
     </w:p>
     <w:p>
       <w:r>
-        <w:pict w14:anchorId="6340D462">
+        <w:pict w14:anchorId="0FED9FB9">
           <v:rect id="_x0000_i1028" style="width:0;height:1.5pt" o:hralign="center" o:hrstd="t" o:hr="t" fillcolor="#a0a0a0" stroked="f"/>
         </w:pict>
       </w:r>
@@ -860,7 +967,6 @@
       <w:bookmarkStart w:id="6" w:name="_t8p374y3ifnp" w:colFirst="0" w:colLast="0"/>
       <w:bookmarkEnd w:id="6"/>
       <w:r>
-        <w:lastRenderedPageBreak/>
         <w:t>4. Test Progress Tracking</w:t>
       </w:r>
     </w:p>
@@ -870,51 +976,77 @@
       </w:pPr>
       <w:r>
         <w:rPr>
-          <w:b/>
-          <w:shd w:val="clear" w:color="auto" w:fill="B7B7B7"/>
-        </w:rPr>
-        <w:t># Source</w:t>
-      </w:r>
-      <w:r>
-        <w:rPr>
-          <w:shd w:val="clear" w:color="auto" w:fill="B7B7B7"/>
-        </w:rPr>
-        <w:t xml:space="preserve">: </w:t>
-      </w:r>
-      <w:r>
-        <w:rPr>
-          <w:b/>
-          <w:shd w:val="clear" w:color="auto" w:fill="B7B7B7"/>
-        </w:rPr>
-        <w:t xml:space="preserve">Chatgpt </w:t>
-      </w:r>
-      <w:r>
-        <w:rPr>
-          <w:b/>
-          <w:sz w:val="14"/>
-          <w:szCs w:val="14"/>
-          <w:shd w:val="clear" w:color="auto" w:fill="B7B7B7"/>
-        </w:rPr>
-        <w:t>(GPT</w:t>
-      </w:r>
-      <w:r>
-        <w:rPr>
-          <w:rFonts w:ascii="Cambria Math" w:hAnsi="Cambria Math" w:cs="Cambria Math"/>
-          <w:b/>
-          <w:sz w:val="14"/>
-          <w:szCs w:val="14"/>
-          <w:shd w:val="clear" w:color="auto" w:fill="B7B7B7"/>
+          <w:rFonts w:ascii="Arial" w:eastAsia="Arial" w:hAnsi="Arial" w:cs="Arial"/>
+          <w:b/>
+          <w:color w:val="000000"/>
+          <w:sz w:val="18"/>
+          <w:highlight w:val="lightGray"/>
+        </w:rPr>
+        <w:t># Source: AI Source: Provided by: [Data Path</w:t>
+      </w:r>
+      <w:r>
+        <w:rPr>
+          <w:rFonts w:ascii="Arial" w:eastAsia="Arial" w:hAnsi="Arial" w:cs="Arial"/>
+          <w:color w:val="000000"/>
+          <w:sz w:val="18"/>
+          <w:highlight w:val="lightGray"/>
+        </w:rPr>
+        <w:t xml:space="preserve">: Persons Table -&gt; ID Column: 1, Name_En Column: Motasem Essam] -&gt; </w:t>
+      </w:r>
+      <w:r>
+        <w:rPr>
+          <w:rFonts w:ascii="Arial" w:eastAsia="Arial" w:hAnsi="Arial" w:cs="Arial"/>
+          <w:b/>
+          <w:color w:val="000000"/>
+          <w:sz w:val="18"/>
+          <w:highlight w:val="lightGray"/>
+        </w:rPr>
+        <w:t>From:</w:t>
+      </w:r>
+      <w:r>
+        <w:rPr>
+          <w:rFonts w:ascii="Arial" w:eastAsia="Arial" w:hAnsi="Arial" w:cs="Arial"/>
+          <w:color w:val="000000"/>
+          <w:sz w:val="18"/>
+          <w:highlight w:val="lightGray"/>
+        </w:rPr>
+        <w:t xml:space="preserve"> [Chatgpt (GPT</w:t>
+      </w:r>
+      <w:r>
+        <w:rPr>
+          <w:rFonts w:ascii="Arial" w:eastAsia="Arial" w:hAnsi="Arial" w:cs="Cambria Math"/>
+          <w:color w:val="000000"/>
+          <w:sz w:val="18"/>
+          <w:highlight w:val="lightGray"/>
         </w:rPr>
         <w:t>‑</w:t>
       </w:r>
       <w:r>
         <w:rPr>
-          <w:b/>
-          <w:sz w:val="14"/>
-          <w:szCs w:val="14"/>
-          <w:shd w:val="clear" w:color="auto" w:fill="B7B7B7"/>
-        </w:rPr>
-        <w:t>5 Mini) at [8/18/2025]</w:t>
+          <w:rFonts w:ascii="Arial" w:eastAsia="Arial" w:hAnsi="Arial" w:cs="Arial"/>
+          <w:color w:val="000000"/>
+          <w:sz w:val="18"/>
+          <w:highlight w:val="lightGray"/>
+        </w:rPr>
+        <w:t xml:space="preserve">5 Mini)] </w:t>
+      </w:r>
+      <w:r>
+        <w:rPr>
+          <w:rFonts w:ascii="Arial" w:eastAsia="Arial" w:hAnsi="Arial" w:cs="Arial"/>
+          <w:b/>
+          <w:color w:val="000000"/>
+          <w:sz w:val="18"/>
+          <w:highlight w:val="lightGray"/>
+        </w:rPr>
+        <w:t>on</w:t>
+      </w:r>
+      <w:r>
+        <w:rPr>
+          <w:rFonts w:ascii="Arial" w:eastAsia="Arial" w:hAnsi="Arial"/>
+          <w:sz w:val="18"/>
+          <w:highlight w:val="lightGray"/>
+        </w:rPr>
+        <w:t xml:space="preserve"> [8/18/2025]</w:t>
       </w:r>
     </w:p>
     <w:p>
@@ -923,7 +1055,7 @@
           <w:ilvl w:val="0"/>
           <w:numId w:val="1"/>
         </w:numPr>
-        <w:spacing w:before="240"/>
+        <w:spacing w:before="240" w:after="0" w:line="276" w:lineRule="auto"/>
       </w:pPr>
       <w:r>
         <w:rPr>
@@ -951,6 +1083,7 @@
           <w:ilvl w:val="0"/>
           <w:numId w:val="1"/>
         </w:numPr>
+        <w:spacing w:after="0" w:line="276" w:lineRule="auto"/>
         <w:rPr>
           <w:rFonts w:ascii="Roboto Mono" w:eastAsia="Roboto Mono" w:hAnsi="Roboto Mono" w:cs="Roboto Mono"/>
         </w:rPr>
@@ -976,6 +1109,7 @@
           <w:ilvl w:val="1"/>
           <w:numId w:val="1"/>
         </w:numPr>
+        <w:spacing w:after="0" w:line="276" w:lineRule="auto"/>
         <w:rPr>
           <w:rFonts w:ascii="Roboto Mono" w:eastAsia="Roboto Mono" w:hAnsi="Roboto Mono" w:cs="Roboto Mono"/>
         </w:rPr>
@@ -999,7 +1133,7 @@
           <w:ilvl w:val="1"/>
           <w:numId w:val="1"/>
         </w:numPr>
-        <w:spacing w:after="240"/>
+        <w:spacing w:after="240" w:line="276" w:lineRule="auto"/>
         <w:rPr>
           <w:rFonts w:ascii="Roboto Mono" w:eastAsia="Roboto Mono" w:hAnsi="Roboto Mono" w:cs="Roboto Mono"/>
         </w:rPr>
@@ -1046,7 +1180,7 @@
     </w:p>
     <w:p>
       <w:r>
-        <w:pict w14:anchorId="4920A305">
+        <w:pict w14:anchorId="2A1543EA">
           <v:rect id="_x0000_i1029" style="width:0;height:1.5pt" o:hralign="center" o:hrstd="t" o:hr="t" fillcolor="#a0a0a0" stroked="f"/>
         </w:pict>
       </w:r>
@@ -1069,51 +1203,77 @@
       </w:pPr>
       <w:r>
         <w:rPr>
-          <w:b/>
-          <w:shd w:val="clear" w:color="auto" w:fill="B7B7B7"/>
-        </w:rPr>
-        <w:t># Source</w:t>
-      </w:r>
-      <w:r>
-        <w:rPr>
-          <w:shd w:val="clear" w:color="auto" w:fill="B7B7B7"/>
-        </w:rPr>
-        <w:t xml:space="preserve">: </w:t>
-      </w:r>
-      <w:r>
-        <w:rPr>
-          <w:b/>
-          <w:shd w:val="clear" w:color="auto" w:fill="B7B7B7"/>
-        </w:rPr>
-        <w:t xml:space="preserve">Chatgpt </w:t>
-      </w:r>
-      <w:r>
-        <w:rPr>
-          <w:b/>
-          <w:sz w:val="14"/>
-          <w:szCs w:val="14"/>
-          <w:shd w:val="clear" w:color="auto" w:fill="B7B7B7"/>
-        </w:rPr>
-        <w:t>(GPT</w:t>
-      </w:r>
-      <w:r>
-        <w:rPr>
-          <w:rFonts w:ascii="Cambria Math" w:hAnsi="Cambria Math" w:cs="Cambria Math"/>
-          <w:b/>
-          <w:sz w:val="14"/>
-          <w:szCs w:val="14"/>
-          <w:shd w:val="clear" w:color="auto" w:fill="B7B7B7"/>
+          <w:rFonts w:ascii="Arial" w:eastAsia="Arial" w:hAnsi="Arial" w:cs="Arial"/>
+          <w:b/>
+          <w:color w:val="000000"/>
+          <w:sz w:val="18"/>
+          <w:highlight w:val="lightGray"/>
+        </w:rPr>
+        <w:t># Source: AI Source: Provided by: [Data Path</w:t>
+      </w:r>
+      <w:r>
+        <w:rPr>
+          <w:rFonts w:ascii="Arial" w:eastAsia="Arial" w:hAnsi="Arial" w:cs="Arial"/>
+          <w:color w:val="000000"/>
+          <w:sz w:val="18"/>
+          <w:highlight w:val="lightGray"/>
+        </w:rPr>
+        <w:t xml:space="preserve">: Persons Table -&gt; ID Column: 1, Name_En Column: Motasem Essam] -&gt; </w:t>
+      </w:r>
+      <w:r>
+        <w:rPr>
+          <w:rFonts w:ascii="Arial" w:eastAsia="Arial" w:hAnsi="Arial" w:cs="Arial"/>
+          <w:b/>
+          <w:color w:val="000000"/>
+          <w:sz w:val="18"/>
+          <w:highlight w:val="lightGray"/>
+        </w:rPr>
+        <w:t>From:</w:t>
+      </w:r>
+      <w:r>
+        <w:rPr>
+          <w:rFonts w:ascii="Arial" w:eastAsia="Arial" w:hAnsi="Arial" w:cs="Arial"/>
+          <w:color w:val="000000"/>
+          <w:sz w:val="18"/>
+          <w:highlight w:val="lightGray"/>
+        </w:rPr>
+        <w:t xml:space="preserve"> [Chatgpt (GPT</w:t>
+      </w:r>
+      <w:r>
+        <w:rPr>
+          <w:rFonts w:ascii="Arial" w:eastAsia="Arial" w:hAnsi="Arial" w:cs="Cambria Math"/>
+          <w:color w:val="000000"/>
+          <w:sz w:val="18"/>
+          <w:highlight w:val="lightGray"/>
         </w:rPr>
         <w:t>‑</w:t>
       </w:r>
       <w:r>
         <w:rPr>
-          <w:b/>
-          <w:sz w:val="14"/>
-          <w:szCs w:val="14"/>
-          <w:shd w:val="clear" w:color="auto" w:fill="B7B7B7"/>
-        </w:rPr>
-        <w:t>5 Mini) at [8/18/2025]</w:t>
+          <w:rFonts w:ascii="Arial" w:eastAsia="Arial" w:hAnsi="Arial" w:cs="Arial"/>
+          <w:color w:val="000000"/>
+          <w:sz w:val="18"/>
+          <w:highlight w:val="lightGray"/>
+        </w:rPr>
+        <w:t xml:space="preserve">5 Mini)] </w:t>
+      </w:r>
+      <w:r>
+        <w:rPr>
+          <w:rFonts w:ascii="Arial" w:eastAsia="Arial" w:hAnsi="Arial" w:cs="Arial"/>
+          <w:b/>
+          <w:color w:val="000000"/>
+          <w:sz w:val="18"/>
+          <w:highlight w:val="lightGray"/>
+        </w:rPr>
+        <w:t>on</w:t>
+      </w:r>
+      <w:r>
+        <w:rPr>
+          <w:rFonts w:ascii="Arial" w:eastAsia="Arial" w:hAnsi="Arial"/>
+          <w:sz w:val="18"/>
+          <w:highlight w:val="lightGray"/>
+        </w:rPr>
+        <w:t xml:space="preserve"> [8/18/2025]</w:t>
       </w:r>
     </w:p>
     <w:p>
@@ -1122,7 +1282,7 @@
           <w:ilvl w:val="0"/>
           <w:numId w:val="4"/>
         </w:numPr>
-        <w:spacing w:before="240"/>
+        <w:spacing w:before="240" w:after="0" w:line="276" w:lineRule="auto"/>
       </w:pPr>
       <w:r>
         <w:rPr>
@@ -1176,7 +1336,7 @@
           <w:ilvl w:val="0"/>
           <w:numId w:val="4"/>
         </w:numPr>
-        <w:spacing w:after="240"/>
+        <w:spacing w:after="240" w:line="276" w:lineRule="auto"/>
       </w:pPr>
       <w:r>
         <w:rPr>
@@ -1201,7 +1361,7 @@
           <w:noProof/>
         </w:rPr>
         <w:drawing>
-          <wp:inline distT="114300" distB="114300" distL="114300" distR="114300" wp14:anchorId="1982AFCB" wp14:editId="459EBA64">
+          <wp:inline distT="114300" distB="114300" distL="114300" distR="114300" wp14:anchorId="0B9DEBB2" wp14:editId="4467C6EF">
             <wp:extent cx="4191000" cy="495300"/>
             <wp:effectExtent l="0" t="0" r="0" b="0"/>
             <wp:docPr id="2" name="image4.png"/>
@@ -1256,31 +1416,31 @@
           <w:ilvl w:val="0"/>
           <w:numId w:val="4"/>
         </w:numPr>
+        <w:spacing w:before="240" w:after="240" w:line="276" w:lineRule="auto"/>
+      </w:pPr>
+      <w:r>
+        <w:rPr>
+          <w:rFonts w:ascii="Roboto Mono" w:eastAsia="Roboto Mono" w:hAnsi="Roboto Mono" w:cs="Roboto Mono"/>
+          <w:b/>
+        </w:rPr>
+        <w:t>Example:</w:t>
+      </w:r>
+      <w:r>
+        <w:rPr>
+          <w:rFonts w:ascii="Nova Mono" w:eastAsia="Nova Mono" w:hAnsi="Nova Mono" w:cs="Nova Mono"/>
+        </w:rPr>
+        <w:t xml:space="preserve"> Planned = 200 hours, Actual = 220 hours → -10% variance.</w:t>
+      </w:r>
+      <w:r>
+        <w:rPr>
+          <w:rFonts w:ascii="Nova Mono" w:eastAsia="Nova Mono" w:hAnsi="Nova Mono" w:cs="Nova Mono"/>
+        </w:rPr>
+        <w:br/>
+      </w:r>
+    </w:p>
+    <w:p>
+      <w:pPr>
         <w:spacing w:before="240" w:after="240"/>
-      </w:pPr>
-      <w:r>
-        <w:rPr>
-          <w:rFonts w:ascii="Roboto Mono" w:eastAsia="Roboto Mono" w:hAnsi="Roboto Mono" w:cs="Roboto Mono"/>
-          <w:b/>
-        </w:rPr>
-        <w:t>Example:</w:t>
-      </w:r>
-      <w:r>
-        <w:rPr>
-          <w:rFonts w:ascii="Nova Mono" w:eastAsia="Nova Mono" w:hAnsi="Nova Mono" w:cs="Nova Mono"/>
-        </w:rPr>
-        <w:t xml:space="preserve"> Planned = 200 hours, Actual = 220 hours → -10% variance.</w:t>
-      </w:r>
-      <w:r>
-        <w:rPr>
-          <w:rFonts w:ascii="Nova Mono" w:eastAsia="Nova Mono" w:hAnsi="Nova Mono" w:cs="Nova Mono"/>
-        </w:rPr>
-        <w:br/>
-      </w:r>
-    </w:p>
-    <w:p>
-      <w:pPr>
-        <w:spacing w:before="240" w:after="240"/>
         <w:rPr>
           <w:rFonts w:ascii="Roboto Mono" w:eastAsia="Roboto Mono" w:hAnsi="Roboto Mono" w:cs="Roboto Mono"/>
         </w:rPr>
@@ -1307,7 +1467,7 @@
     </w:p>
     <w:p>
       <w:r>
-        <w:pict w14:anchorId="041AD47B">
+        <w:pict w14:anchorId="0CDB3B55">
           <v:rect id="_x0000_i1030" style="width:0;height:1.5pt" o:hralign="center" o:hrstd="t" o:hr="t" fillcolor="#a0a0a0" stroked="f"/>
         </w:pict>
       </w:r>
@@ -1330,51 +1490,77 @@
       </w:pPr>
       <w:r>
         <w:rPr>
-          <w:b/>
-          <w:shd w:val="clear" w:color="auto" w:fill="B7B7B7"/>
-        </w:rPr>
-        <w:t># Source</w:t>
-      </w:r>
-      <w:r>
-        <w:rPr>
-          <w:shd w:val="clear" w:color="auto" w:fill="B7B7B7"/>
-        </w:rPr>
-        <w:t xml:space="preserve">: </w:t>
-      </w:r>
-      <w:r>
-        <w:rPr>
-          <w:b/>
-          <w:shd w:val="clear" w:color="auto" w:fill="B7B7B7"/>
-        </w:rPr>
-        <w:t xml:space="preserve">Chatgpt </w:t>
-      </w:r>
-      <w:r>
-        <w:rPr>
-          <w:b/>
-          <w:sz w:val="14"/>
-          <w:szCs w:val="14"/>
-          <w:shd w:val="clear" w:color="auto" w:fill="B7B7B7"/>
-        </w:rPr>
-        <w:t>(GPT</w:t>
-      </w:r>
-      <w:r>
-        <w:rPr>
-          <w:rFonts w:ascii="Cambria Math" w:hAnsi="Cambria Math" w:cs="Cambria Math"/>
-          <w:b/>
-          <w:sz w:val="14"/>
-          <w:szCs w:val="14"/>
-          <w:shd w:val="clear" w:color="auto" w:fill="B7B7B7"/>
+          <w:rFonts w:ascii="Arial" w:eastAsia="Arial" w:hAnsi="Arial" w:cs="Arial"/>
+          <w:b/>
+          <w:color w:val="000000"/>
+          <w:sz w:val="18"/>
+          <w:highlight w:val="lightGray"/>
+        </w:rPr>
+        <w:t># Source: AI Source: Provided by: [Data Path</w:t>
+      </w:r>
+      <w:r>
+        <w:rPr>
+          <w:rFonts w:ascii="Arial" w:eastAsia="Arial" w:hAnsi="Arial" w:cs="Arial"/>
+          <w:color w:val="000000"/>
+          <w:sz w:val="18"/>
+          <w:highlight w:val="lightGray"/>
+        </w:rPr>
+        <w:t xml:space="preserve">: Persons Table -&gt; ID Column: 1, Name_En Column: Motasem Essam] -&gt; </w:t>
+      </w:r>
+      <w:r>
+        <w:rPr>
+          <w:rFonts w:ascii="Arial" w:eastAsia="Arial" w:hAnsi="Arial" w:cs="Arial"/>
+          <w:b/>
+          <w:color w:val="000000"/>
+          <w:sz w:val="18"/>
+          <w:highlight w:val="lightGray"/>
+        </w:rPr>
+        <w:t>From:</w:t>
+      </w:r>
+      <w:r>
+        <w:rPr>
+          <w:rFonts w:ascii="Arial" w:eastAsia="Arial" w:hAnsi="Arial" w:cs="Arial"/>
+          <w:color w:val="000000"/>
+          <w:sz w:val="18"/>
+          <w:highlight w:val="lightGray"/>
+        </w:rPr>
+        <w:t xml:space="preserve"> [Chatgpt (GPT</w:t>
+      </w:r>
+      <w:r>
+        <w:rPr>
+          <w:rFonts w:ascii="Arial" w:eastAsia="Arial" w:hAnsi="Arial" w:cs="Cambria Math"/>
+          <w:color w:val="000000"/>
+          <w:sz w:val="18"/>
+          <w:highlight w:val="lightGray"/>
         </w:rPr>
         <w:t>‑</w:t>
       </w:r>
       <w:r>
         <w:rPr>
-          <w:b/>
-          <w:sz w:val="14"/>
-          <w:szCs w:val="14"/>
-          <w:shd w:val="clear" w:color="auto" w:fill="B7B7B7"/>
-        </w:rPr>
-        <w:t>5 Mini) at [8/18/2025]</w:t>
+          <w:rFonts w:ascii="Arial" w:eastAsia="Arial" w:hAnsi="Arial" w:cs="Arial"/>
+          <w:color w:val="000000"/>
+          <w:sz w:val="18"/>
+          <w:highlight w:val="lightGray"/>
+        </w:rPr>
+        <w:t xml:space="preserve">5 Mini)] </w:t>
+      </w:r>
+      <w:r>
+        <w:rPr>
+          <w:rFonts w:ascii="Arial" w:eastAsia="Arial" w:hAnsi="Arial" w:cs="Arial"/>
+          <w:b/>
+          <w:color w:val="000000"/>
+          <w:sz w:val="18"/>
+          <w:highlight w:val="lightGray"/>
+        </w:rPr>
+        <w:t>on</w:t>
+      </w:r>
+      <w:r>
+        <w:rPr>
+          <w:rFonts w:ascii="Arial" w:eastAsia="Arial" w:hAnsi="Arial"/>
+          <w:sz w:val="18"/>
+          <w:highlight w:val="lightGray"/>
+        </w:rPr>
+        <w:t xml:space="preserve"> [8/18/2025]</w:t>
       </w:r>
     </w:p>
     <w:p>
@@ -1383,14 +1569,13 @@
           <w:ilvl w:val="0"/>
           <w:numId w:val="3"/>
         </w:numPr>
-        <w:spacing w:before="240"/>
-      </w:pPr>
-      <w:r>
-        <w:rPr>
-          <w:rFonts w:ascii="Roboto Mono" w:eastAsia="Roboto Mono" w:hAnsi="Roboto Mono" w:cs="Roboto Mono"/>
-          <w:b/>
-        </w:rPr>
-        <w:lastRenderedPageBreak/>
+        <w:spacing w:before="240" w:after="0" w:line="276" w:lineRule="auto"/>
+      </w:pPr>
+      <w:r>
+        <w:rPr>
+          <w:rFonts w:ascii="Roboto Mono" w:eastAsia="Roboto Mono" w:hAnsi="Roboto Mono" w:cs="Roboto Mono"/>
+          <w:b/>
+        </w:rPr>
         <w:t>Description:</w:t>
       </w:r>
       <w:r>
@@ -1412,6 +1597,7 @@
           <w:ilvl w:val="0"/>
           <w:numId w:val="3"/>
         </w:numPr>
+        <w:spacing w:after="0" w:line="276" w:lineRule="auto"/>
         <w:rPr>
           <w:rFonts w:ascii="Roboto Mono" w:eastAsia="Roboto Mono" w:hAnsi="Roboto Mono" w:cs="Roboto Mono"/>
         </w:rPr>
@@ -1437,7 +1623,7 @@
           <w:ilvl w:val="1"/>
           <w:numId w:val="3"/>
         </w:numPr>
-        <w:spacing w:after="240"/>
+        <w:spacing w:after="240" w:line="276" w:lineRule="auto"/>
         <w:rPr>
           <w:rFonts w:ascii="Roboto Mono" w:eastAsia="Roboto Mono" w:hAnsi="Roboto Mono" w:cs="Roboto Mono"/>
         </w:rPr>
@@ -1484,7 +1670,7 @@
     </w:p>
     <w:p>
       <w:r>
-        <w:pict w14:anchorId="1456281C">
+        <w:pict w14:anchorId="517FDEC1">
           <v:rect id="_x0000_i1031" style="width:0;height:1.5pt" o:hralign="center" o:hrstd="t" o:hr="t" fillcolor="#a0a0a0" stroked="f"/>
         </w:pict>
       </w:r>
@@ -1508,51 +1694,77 @@
       </w:pPr>
       <w:r>
         <w:rPr>
-          <w:b/>
-          <w:shd w:val="clear" w:color="auto" w:fill="B7B7B7"/>
-        </w:rPr>
-        <w:t># Source</w:t>
-      </w:r>
-      <w:r>
-        <w:rPr>
-          <w:shd w:val="clear" w:color="auto" w:fill="B7B7B7"/>
-        </w:rPr>
-        <w:t xml:space="preserve">: </w:t>
-      </w:r>
-      <w:r>
-        <w:rPr>
-          <w:b/>
-          <w:shd w:val="clear" w:color="auto" w:fill="B7B7B7"/>
-        </w:rPr>
-        <w:t xml:space="preserve">Chatgpt </w:t>
-      </w:r>
-      <w:r>
-        <w:rPr>
-          <w:b/>
-          <w:sz w:val="14"/>
-          <w:szCs w:val="14"/>
-          <w:shd w:val="clear" w:color="auto" w:fill="B7B7B7"/>
-        </w:rPr>
-        <w:t>(GPT</w:t>
-      </w:r>
-      <w:r>
-        <w:rPr>
-          <w:rFonts w:ascii="Cambria Math" w:hAnsi="Cambria Math" w:cs="Cambria Math"/>
-          <w:b/>
-          <w:sz w:val="14"/>
-          <w:szCs w:val="14"/>
-          <w:shd w:val="clear" w:color="auto" w:fill="B7B7B7"/>
+          <w:rFonts w:ascii="Arial" w:eastAsia="Arial" w:hAnsi="Arial" w:cs="Arial"/>
+          <w:b/>
+          <w:color w:val="000000"/>
+          <w:sz w:val="18"/>
+          <w:highlight w:val="lightGray"/>
+        </w:rPr>
+        <w:t># Source: AI Source: Provided by: [Data Path</w:t>
+      </w:r>
+      <w:r>
+        <w:rPr>
+          <w:rFonts w:ascii="Arial" w:eastAsia="Arial" w:hAnsi="Arial" w:cs="Arial"/>
+          <w:color w:val="000000"/>
+          <w:sz w:val="18"/>
+          <w:highlight w:val="lightGray"/>
+        </w:rPr>
+        <w:t xml:space="preserve">: Persons Table -&gt; ID Column: 1, Name_En Column: Motasem Essam] -&gt; </w:t>
+      </w:r>
+      <w:r>
+        <w:rPr>
+          <w:rFonts w:ascii="Arial" w:eastAsia="Arial" w:hAnsi="Arial" w:cs="Arial"/>
+          <w:b/>
+          <w:color w:val="000000"/>
+          <w:sz w:val="18"/>
+          <w:highlight w:val="lightGray"/>
+        </w:rPr>
+        <w:t>From:</w:t>
+      </w:r>
+      <w:r>
+        <w:rPr>
+          <w:rFonts w:ascii="Arial" w:eastAsia="Arial" w:hAnsi="Arial" w:cs="Arial"/>
+          <w:color w:val="000000"/>
+          <w:sz w:val="18"/>
+          <w:highlight w:val="lightGray"/>
+        </w:rPr>
+        <w:t xml:space="preserve"> [Chatgpt (GPT</w:t>
+      </w:r>
+      <w:r>
+        <w:rPr>
+          <w:rFonts w:ascii="Arial" w:eastAsia="Arial" w:hAnsi="Arial" w:cs="Cambria Math"/>
+          <w:color w:val="000000"/>
+          <w:sz w:val="18"/>
+          <w:highlight w:val="lightGray"/>
         </w:rPr>
         <w:t>‑</w:t>
       </w:r>
       <w:r>
         <w:rPr>
-          <w:b/>
-          <w:sz w:val="14"/>
-          <w:szCs w:val="14"/>
-          <w:shd w:val="clear" w:color="auto" w:fill="B7B7B7"/>
-        </w:rPr>
-        <w:t>5 Mini) at [8/18/2025]</w:t>
+          <w:rFonts w:ascii="Arial" w:eastAsia="Arial" w:hAnsi="Arial" w:cs="Arial"/>
+          <w:color w:val="000000"/>
+          <w:sz w:val="18"/>
+          <w:highlight w:val="lightGray"/>
+        </w:rPr>
+        <w:t xml:space="preserve">5 Mini)] </w:t>
+      </w:r>
+      <w:r>
+        <w:rPr>
+          <w:rFonts w:ascii="Arial" w:eastAsia="Arial" w:hAnsi="Arial" w:cs="Arial"/>
+          <w:b/>
+          <w:color w:val="000000"/>
+          <w:sz w:val="18"/>
+          <w:highlight w:val="lightGray"/>
+        </w:rPr>
+        <w:t>on</w:t>
+      </w:r>
+      <w:r>
+        <w:rPr>
+          <w:rFonts w:ascii="Arial" w:eastAsia="Arial" w:hAnsi="Arial"/>
+          <w:sz w:val="18"/>
+          <w:highlight w:val="lightGray"/>
+        </w:rPr>
+        <w:t xml:space="preserve"> [8/18/2025]</w:t>
       </w:r>
     </w:p>
     <w:p>
@@ -1561,7 +1773,7 @@
           <w:noProof/>
         </w:rPr>
         <w:drawing>
-          <wp:inline distT="114300" distB="114300" distL="114300" distR="114300" wp14:anchorId="75615848" wp14:editId="3284A6B6">
+          <wp:inline distT="114300" distB="114300" distL="114300" distR="114300" wp14:anchorId="5C478C4C" wp14:editId="3FDE38C5">
             <wp:extent cx="5943600" cy="2247900"/>
             <wp:effectExtent l="0" t="0" r="0" b="0"/>
             <wp:docPr id="1" name="image2.png"/>
@@ -2127,7 +2339,6 @@
               <w:rPr>
                 <w:rFonts w:ascii="Roboto Mono" w:eastAsia="Roboto Mono" w:hAnsi="Roboto Mono" w:cs="Roboto Mono"/>
               </w:rPr>
-              <w:lastRenderedPageBreak/>
               <w:t>DDP</w:t>
             </w:r>
           </w:p>
@@ -2291,7 +2502,7 @@
     </w:tbl>
     <w:p>
       <w:r>
-        <w:pict w14:anchorId="484D8134">
+        <w:pict w14:anchorId="319178C4">
           <v:rect id="_x0000_i1032" style="width:0;height:1.5pt" o:hralign="center" o:hrstd="t" o:hr="t" fillcolor="#a0a0a0" stroked="f"/>
         </w:pict>
       </w:r>
@@ -2318,51 +2529,77 @@
       </w:pPr>
       <w:r>
         <w:rPr>
-          <w:b/>
-          <w:shd w:val="clear" w:color="auto" w:fill="B7B7B7"/>
-        </w:rPr>
-        <w:t># Source</w:t>
-      </w:r>
-      <w:r>
-        <w:rPr>
-          <w:shd w:val="clear" w:color="auto" w:fill="B7B7B7"/>
-        </w:rPr>
-        <w:t xml:space="preserve">: </w:t>
-      </w:r>
-      <w:r>
-        <w:rPr>
-          <w:b/>
-          <w:shd w:val="clear" w:color="auto" w:fill="B7B7B7"/>
-        </w:rPr>
-        <w:t xml:space="preserve">Chatgpt </w:t>
-      </w:r>
-      <w:r>
-        <w:rPr>
-          <w:b/>
-          <w:sz w:val="14"/>
-          <w:szCs w:val="14"/>
-          <w:shd w:val="clear" w:color="auto" w:fill="B7B7B7"/>
-        </w:rPr>
-        <w:t>(GPT</w:t>
-      </w:r>
-      <w:r>
-        <w:rPr>
-          <w:rFonts w:ascii="Cambria Math" w:hAnsi="Cambria Math" w:cs="Cambria Math"/>
-          <w:b/>
-          <w:sz w:val="14"/>
-          <w:szCs w:val="14"/>
-          <w:shd w:val="clear" w:color="auto" w:fill="B7B7B7"/>
+          <w:rFonts w:ascii="Arial" w:eastAsia="Arial" w:hAnsi="Arial" w:cs="Arial"/>
+          <w:b/>
+          <w:color w:val="000000"/>
+          <w:sz w:val="18"/>
+          <w:highlight w:val="lightGray"/>
+        </w:rPr>
+        <w:t># Source: AI Source: Provided by: [Data Path</w:t>
+      </w:r>
+      <w:r>
+        <w:rPr>
+          <w:rFonts w:ascii="Arial" w:eastAsia="Arial" w:hAnsi="Arial" w:cs="Arial"/>
+          <w:color w:val="000000"/>
+          <w:sz w:val="18"/>
+          <w:highlight w:val="lightGray"/>
+        </w:rPr>
+        <w:t xml:space="preserve">: Persons Table -&gt; ID Column: 1, Name_En Column: Motasem Essam] -&gt; </w:t>
+      </w:r>
+      <w:r>
+        <w:rPr>
+          <w:rFonts w:ascii="Arial" w:eastAsia="Arial" w:hAnsi="Arial" w:cs="Arial"/>
+          <w:b/>
+          <w:color w:val="000000"/>
+          <w:sz w:val="18"/>
+          <w:highlight w:val="lightGray"/>
+        </w:rPr>
+        <w:t>From:</w:t>
+      </w:r>
+      <w:r>
+        <w:rPr>
+          <w:rFonts w:ascii="Arial" w:eastAsia="Arial" w:hAnsi="Arial" w:cs="Arial"/>
+          <w:color w:val="000000"/>
+          <w:sz w:val="18"/>
+          <w:highlight w:val="lightGray"/>
+        </w:rPr>
+        <w:t xml:space="preserve"> [Chatgpt (GPT</w:t>
+      </w:r>
+      <w:r>
+        <w:rPr>
+          <w:rFonts w:ascii="Arial" w:eastAsia="Arial" w:hAnsi="Arial" w:cs="Cambria Math"/>
+          <w:color w:val="000000"/>
+          <w:sz w:val="18"/>
+          <w:highlight w:val="lightGray"/>
         </w:rPr>
         <w:t>‑</w:t>
       </w:r>
       <w:r>
         <w:rPr>
-          <w:b/>
-          <w:sz w:val="14"/>
-          <w:szCs w:val="14"/>
-          <w:shd w:val="clear" w:color="auto" w:fill="B7B7B7"/>
-        </w:rPr>
-        <w:t>5 Mini) at [8/18/2025]</w:t>
+          <w:rFonts w:ascii="Arial" w:eastAsia="Arial" w:hAnsi="Arial" w:cs="Arial"/>
+          <w:color w:val="000000"/>
+          <w:sz w:val="18"/>
+          <w:highlight w:val="lightGray"/>
+        </w:rPr>
+        <w:t xml:space="preserve">5 Mini)] </w:t>
+      </w:r>
+      <w:r>
+        <w:rPr>
+          <w:rFonts w:ascii="Arial" w:eastAsia="Arial" w:hAnsi="Arial" w:cs="Arial"/>
+          <w:b/>
+          <w:color w:val="000000"/>
+          <w:sz w:val="18"/>
+          <w:highlight w:val="lightGray"/>
+        </w:rPr>
+        <w:t>on</w:t>
+      </w:r>
+      <w:r>
+        <w:rPr>
+          <w:rFonts w:ascii="Arial" w:eastAsia="Arial" w:hAnsi="Arial"/>
+          <w:sz w:val="18"/>
+          <w:highlight w:val="lightGray"/>
+        </w:rPr>
+        <w:t xml:space="preserve"> [8/18/2025]</w:t>
       </w:r>
     </w:p>
     <w:p>
@@ -2371,7 +2608,7 @@
           <w:ilvl w:val="0"/>
           <w:numId w:val="2"/>
         </w:numPr>
-        <w:spacing w:before="240"/>
+        <w:spacing w:before="240" w:after="0" w:line="276" w:lineRule="auto"/>
       </w:pPr>
       <w:r>
         <w:rPr>
@@ -2405,6 +2642,7 @@
           <w:ilvl w:val="0"/>
           <w:numId w:val="2"/>
         </w:numPr>
+        <w:spacing w:after="0" w:line="276" w:lineRule="auto"/>
       </w:pPr>
       <w:r>
         <w:rPr>
@@ -2438,6 +2676,7 @@
           <w:ilvl w:val="0"/>
           <w:numId w:val="2"/>
         </w:numPr>
+        <w:spacing w:after="0" w:line="276" w:lineRule="auto"/>
       </w:pPr>
       <w:r>
         <w:rPr>
@@ -2471,7 +2710,7 @@
           <w:ilvl w:val="0"/>
           <w:numId w:val="2"/>
         </w:numPr>
-        <w:spacing w:after="240"/>
+        <w:spacing w:after="240" w:line="276" w:lineRule="auto"/>
       </w:pPr>
       <w:r>
         <w:rPr>
@@ -2498,7 +2737,7 @@
     </w:p>
     <w:p>
       <w:r>
-        <w:pict w14:anchorId="60628939">
+        <w:pict w14:anchorId="34D2CB33">
           <v:rect id="_x0000_i1033" style="width:0;height:1.5pt" o:hralign="center" o:hrstd="t" o:hr="t" fillcolor="#a0a0a0" stroked="f"/>
         </w:pict>
       </w:r>
@@ -2539,18 +2778,19 @@
         </w:rPr>
       </w:pPr>
       <w:r>
-        <w:pict w14:anchorId="3F3727AC">
+        <w:pict w14:anchorId="15CA2EC2">
           <v:rect id="_x0000_i1034" style="width:0;height:1.5pt" o:hralign="center" o:hrstd="t" o:hr="t" fillcolor="#a0a0a0" stroked="f"/>
         </w:pict>
       </w:r>
     </w:p>
+    <w:p/>
     <w:p/>
     <w:p/>
     <w:sectPr>
       <w:pgSz w:w="12240" w:h="15840"/>
       <w:pgMar w:top="1440" w:right="1440" w:bottom="1440" w:left="1440" w:header="720" w:footer="720" w:gutter="0"/>
-      <w:pgNumType w:start="1"/>
       <w:cols w:space="720"/>
+      <w:docGrid w:linePitch="360"/>
     </w:sectPr>
   </w:body>
 </w:document>
@@ -3773,18 +4013,6 @@
   <w:style w:type="paragraph" w:default="1" w:styleId="Normal">
     <w:name w:val="Normal"/>
     <w:qFormat/>
-    <w:rsid w:val="006C6F43"/>
-    <w:pPr>
-      <w:spacing w:after="0" w:line="276" w:lineRule="auto"/>
-    </w:pPr>
-    <w:rPr>
-      <w:rFonts w:ascii="Arial" w:eastAsia="Arial" w:hAnsi="Arial" w:cs="Arial"/>
-      <w:kern w:val="0"/>
-      <w:sz w:val="22"/>
-      <w:szCs w:val="22"/>
-      <w:lang w:val="en"/>
-      <w14:ligatures w14:val="none"/>
-    </w:rPr>
   </w:style>
   <w:style w:type="paragraph" w:styleId="Heading1">
     <w:name w:val="heading 1"/>
@@ -3793,7 +4021,7 @@
     <w:link w:val="Heading1Char"/>
     <w:uiPriority w:val="9"/>
     <w:qFormat/>
-    <w:rsid w:val="00817BF7"/>
+    <w:rsid w:val="001651EA"/>
     <w:pPr>
       <w:keepNext/>
       <w:keepLines/>
@@ -3815,7 +4043,7 @@
     <w:uiPriority w:val="9"/>
     <w:unhideWhenUsed/>
     <w:qFormat/>
-    <w:rsid w:val="00817BF7"/>
+    <w:rsid w:val="001651EA"/>
     <w:pPr>
       <w:keepNext/>
       <w:keepLines/>
@@ -3837,7 +4065,7 @@
     <w:uiPriority w:val="9"/>
     <w:unhideWhenUsed/>
     <w:qFormat/>
-    <w:rsid w:val="00817BF7"/>
+    <w:rsid w:val="001651EA"/>
     <w:pPr>
       <w:keepNext/>
       <w:keepLines/>
@@ -3860,7 +4088,7 @@
     <w:semiHidden/>
     <w:unhideWhenUsed/>
     <w:qFormat/>
-    <w:rsid w:val="00817BF7"/>
+    <w:rsid w:val="001651EA"/>
     <w:pPr>
       <w:keepNext/>
       <w:keepLines/>
@@ -3883,7 +4111,7 @@
     <w:semiHidden/>
     <w:unhideWhenUsed/>
     <w:qFormat/>
-    <w:rsid w:val="00817BF7"/>
+    <w:rsid w:val="001651EA"/>
     <w:pPr>
       <w:keepNext/>
       <w:keepLines/>
@@ -3904,11 +4132,11 @@
     <w:semiHidden/>
     <w:unhideWhenUsed/>
     <w:qFormat/>
-    <w:rsid w:val="00817BF7"/>
+    <w:rsid w:val="001651EA"/>
     <w:pPr>
       <w:keepNext/>
       <w:keepLines/>
-      <w:spacing w:before="40"/>
+      <w:spacing w:before="40" w:after="0"/>
       <w:outlineLvl w:val="5"/>
     </w:pPr>
     <w:rPr>
@@ -3927,11 +4155,11 @@
     <w:semiHidden/>
     <w:unhideWhenUsed/>
     <w:qFormat/>
-    <w:rsid w:val="00817BF7"/>
+    <w:rsid w:val="001651EA"/>
     <w:pPr>
       <w:keepNext/>
       <w:keepLines/>
-      <w:spacing w:before="40"/>
+      <w:spacing w:before="40" w:after="0"/>
       <w:outlineLvl w:val="6"/>
     </w:pPr>
     <w:rPr>
@@ -3948,10 +4176,11 @@
     <w:semiHidden/>
     <w:unhideWhenUsed/>
     <w:qFormat/>
-    <w:rsid w:val="00817BF7"/>
+    <w:rsid w:val="001651EA"/>
     <w:pPr>
       <w:keepNext/>
       <w:keepLines/>
+      <w:spacing w:after="0"/>
       <w:outlineLvl w:val="7"/>
     </w:pPr>
     <w:rPr>
@@ -3970,10 +4199,11 @@
     <w:semiHidden/>
     <w:unhideWhenUsed/>
     <w:qFormat/>
-    <w:rsid w:val="00817BF7"/>
+    <w:rsid w:val="001651EA"/>
     <w:pPr>
       <w:keepNext/>
       <w:keepLines/>
+      <w:spacing w:after="0"/>
       <w:outlineLvl w:val="8"/>
     </w:pPr>
     <w:rPr>
@@ -4013,7 +4243,7 @@
     <w:basedOn w:val="DefaultParagraphFont"/>
     <w:link w:val="Heading1"/>
     <w:uiPriority w:val="9"/>
-    <w:rsid w:val="00817BF7"/>
+    <w:rsid w:val="001651EA"/>
     <w:rPr>
       <w:rFonts w:asciiTheme="majorHAnsi" w:eastAsiaTheme="majorEastAsia" w:hAnsiTheme="majorHAnsi" w:cstheme="majorBidi"/>
       <w:color w:val="2F5496" w:themeColor="accent1" w:themeShade="BF"/>
@@ -4026,7 +4256,7 @@
     <w:basedOn w:val="DefaultParagraphFont"/>
     <w:link w:val="Heading2"/>
     <w:uiPriority w:val="9"/>
-    <w:rsid w:val="00817BF7"/>
+    <w:rsid w:val="001651EA"/>
     <w:rPr>
       <w:rFonts w:asciiTheme="majorHAnsi" w:eastAsiaTheme="majorEastAsia" w:hAnsiTheme="majorHAnsi" w:cstheme="majorBidi"/>
       <w:color w:val="2F5496" w:themeColor="accent1" w:themeShade="BF"/>
@@ -4039,7 +4269,7 @@
     <w:basedOn w:val="DefaultParagraphFont"/>
     <w:link w:val="Heading3"/>
     <w:uiPriority w:val="9"/>
-    <w:rsid w:val="00817BF7"/>
+    <w:rsid w:val="001651EA"/>
     <w:rPr>
       <w:rFonts w:eastAsiaTheme="majorEastAsia" w:cstheme="majorBidi"/>
       <w:color w:val="2F5496" w:themeColor="accent1" w:themeShade="BF"/>
@@ -4053,7 +4283,7 @@
     <w:link w:val="Heading4"/>
     <w:uiPriority w:val="9"/>
     <w:semiHidden/>
-    <w:rsid w:val="00817BF7"/>
+    <w:rsid w:val="001651EA"/>
     <w:rPr>
       <w:rFonts w:eastAsiaTheme="majorEastAsia" w:cstheme="majorBidi"/>
       <w:i/>
@@ -4067,7 +4297,7 @@
     <w:link w:val="Heading5"/>
     <w:uiPriority w:val="9"/>
     <w:semiHidden/>
-    <w:rsid w:val="00817BF7"/>
+    <w:rsid w:val="001651EA"/>
     <w:rPr>
       <w:rFonts w:eastAsiaTheme="majorEastAsia" w:cstheme="majorBidi"/>
       <w:color w:val="2F5496" w:themeColor="accent1" w:themeShade="BF"/>
@@ -4079,7 +4309,7 @@
     <w:link w:val="Heading6"/>
     <w:uiPriority w:val="9"/>
     <w:semiHidden/>
-    <w:rsid w:val="00817BF7"/>
+    <w:rsid w:val="001651EA"/>
     <w:rPr>
       <w:rFonts w:eastAsiaTheme="majorEastAsia" w:cstheme="majorBidi"/>
       <w:i/>
@@ -4093,7 +4323,7 @@
     <w:link w:val="Heading7"/>
     <w:uiPriority w:val="9"/>
     <w:semiHidden/>
-    <w:rsid w:val="00817BF7"/>
+    <w:rsid w:val="001651EA"/>
     <w:rPr>
       <w:rFonts w:eastAsiaTheme="majorEastAsia" w:cstheme="majorBidi"/>
       <w:color w:val="595959" w:themeColor="text1" w:themeTint="A6"/>
@@ -4105,7 +4335,7 @@
     <w:link w:val="Heading8"/>
     <w:uiPriority w:val="9"/>
     <w:semiHidden/>
-    <w:rsid w:val="00817BF7"/>
+    <w:rsid w:val="001651EA"/>
     <w:rPr>
       <w:rFonts w:eastAsiaTheme="majorEastAsia" w:cstheme="majorBidi"/>
       <w:i/>
@@ -4119,7 +4349,7 @@
     <w:link w:val="Heading9"/>
     <w:uiPriority w:val="9"/>
     <w:semiHidden/>
-    <w:rsid w:val="00817BF7"/>
+    <w:rsid w:val="001651EA"/>
     <w:rPr>
       <w:rFonts w:eastAsiaTheme="majorEastAsia" w:cstheme="majorBidi"/>
       <w:color w:val="272727" w:themeColor="text1" w:themeTint="D8"/>
@@ -4132,7 +4362,7 @@
     <w:link w:val="TitleChar"/>
     <w:uiPriority w:val="10"/>
     <w:qFormat/>
-    <w:rsid w:val="00817BF7"/>
+    <w:rsid w:val="001651EA"/>
     <w:pPr>
       <w:spacing w:after="80" w:line="240" w:lineRule="auto"/>
       <w:contextualSpacing/>
@@ -4150,7 +4380,7 @@
     <w:basedOn w:val="DefaultParagraphFont"/>
     <w:link w:val="Title"/>
     <w:uiPriority w:val="10"/>
-    <w:rsid w:val="00817BF7"/>
+    <w:rsid w:val="001651EA"/>
     <w:rPr>
       <w:rFonts w:asciiTheme="majorHAnsi" w:eastAsiaTheme="majorEastAsia" w:hAnsiTheme="majorHAnsi" w:cstheme="majorBidi"/>
       <w:spacing w:val="-10"/>
@@ -4166,7 +4396,7 @@
     <w:link w:val="SubtitleChar"/>
     <w:uiPriority w:val="11"/>
     <w:qFormat/>
-    <w:rsid w:val="00817BF7"/>
+    <w:rsid w:val="001651EA"/>
     <w:pPr>
       <w:numPr>
         <w:ilvl w:val="1"/>
@@ -4185,7 +4415,7 @@
     <w:basedOn w:val="DefaultParagraphFont"/>
     <w:link w:val="Subtitle"/>
     <w:uiPriority w:val="11"/>
-    <w:rsid w:val="00817BF7"/>
+    <w:rsid w:val="001651EA"/>
     <w:rPr>
       <w:rFonts w:eastAsiaTheme="majorEastAsia" w:cstheme="majorBidi"/>
       <w:color w:val="595959" w:themeColor="text1" w:themeTint="A6"/>
@@ -4201,7 +4431,7 @@
     <w:link w:val="QuoteChar"/>
     <w:uiPriority w:val="29"/>
     <w:qFormat/>
-    <w:rsid w:val="00817BF7"/>
+    <w:rsid w:val="001651EA"/>
     <w:pPr>
       <w:spacing w:before="160"/>
       <w:jc w:val="center"/>
@@ -4217,7 +4447,7 @@
     <w:basedOn w:val="DefaultParagraphFont"/>
     <w:link w:val="Quote"/>
     <w:uiPriority w:val="29"/>
-    <w:rsid w:val="00817BF7"/>
+    <w:rsid w:val="001651EA"/>
     <w:rPr>
       <w:i/>
       <w:iCs/>
@@ -4229,7 +4459,7 @@
     <w:basedOn w:val="Normal"/>
     <w:uiPriority w:val="34"/>
     <w:qFormat/>
-    <w:rsid w:val="00817BF7"/>
+    <w:rsid w:val="001651EA"/>
     <w:pPr>
       <w:ind w:left="720"/>
       <w:contextualSpacing/>
@@ -4240,7 +4470,7 @@
     <w:basedOn w:val="DefaultParagraphFont"/>
     <w:uiPriority w:val="21"/>
     <w:qFormat/>
-    <w:rsid w:val="00817BF7"/>
+    <w:rsid w:val="001651EA"/>
     <w:rPr>
       <w:i/>
       <w:iCs/>
@@ -4254,7 +4484,7 @@
     <w:link w:val="IntenseQuoteChar"/>
     <w:uiPriority w:val="30"/>
     <w:qFormat/>
-    <w:rsid w:val="00817BF7"/>
+    <w:rsid w:val="001651EA"/>
     <w:pPr>
       <w:pBdr>
         <w:top w:val="single" w:sz="4" w:space="10" w:color="2F5496" w:themeColor="accent1" w:themeShade="BF"/>
@@ -4275,7 +4505,7 @@
     <w:basedOn w:val="DefaultParagraphFont"/>
     <w:link w:val="IntenseQuote"/>
     <w:uiPriority w:val="30"/>
-    <w:rsid w:val="00817BF7"/>
+    <w:rsid w:val="001651EA"/>
     <w:rPr>
       <w:i/>
       <w:iCs/>
@@ -4287,7 +4517,7 @@
     <w:basedOn w:val="DefaultParagraphFont"/>
     <w:uiPriority w:val="32"/>
     <w:qFormat/>
-    <w:rsid w:val="00817BF7"/>
+    <w:rsid w:val="001651EA"/>
     <w:rPr>
       <w:b/>
       <w:bCs/>
